--- a/templates/BARANGAY_CLEARANCE.docx
+++ b/templates/BARANGAY_CLEARANCE.docx
@@ -383,8 +383,19 @@
           <w:sz w:val="20"/>
           <w:szCs w:val="20"/>
         </w:rPr>
-        <w:t>Hon. Rafael R. Tugadi</w:t>
-      </w:r>
+        <w:t xml:space="preserve">Hon. Rafael R. </w:t>
+      </w:r>
+      <w:proofErr w:type="spellStart"/>
+      <w:r>
+        <w:rPr>
+          <w:b/>
+          <w:color w:val="000000"/>
+          <w:sz w:val="20"/>
+          <w:szCs w:val="20"/>
+        </w:rPr>
+        <w:t>Tugadi</w:t>
+      </w:r>
+      <w:proofErr w:type="spellEnd"/>
       <w:r>
         <w:rPr>
           <w:b/>
@@ -439,6 +450,7 @@
         </w:rPr>
         <w:t xml:space="preserve">         </w:t>
       </w:r>
+      <w:proofErr w:type="gramStart"/>
       <w:r>
         <w:rPr>
           <w:color w:val="000000"/>
@@ -447,6 +459,7 @@
         </w:rPr>
         <w:t>Punong  Barangay</w:t>
       </w:r>
+      <w:proofErr w:type="gramEnd"/>
       <w:r>
         <w:rPr>
           <w:color w:val="C0504D"/>
@@ -655,6 +668,7 @@
         </w:rPr>
         <w:t xml:space="preserve"> </w:t>
       </w:r>
+      <w:proofErr w:type="gramStart"/>
       <w:r>
         <w:rPr>
           <w:sz w:val="20"/>
@@ -681,7 +695,15 @@
           <w:b/>
           <w:u w:val="single"/>
         </w:rPr>
-        <w:t>Enrique  C.  Clarin</w:t>
+        <w:t>{</w:t>
+      </w:r>
+      <w:proofErr w:type="gramEnd"/>
+      <w:r>
+        <w:rPr>
+          <w:b/>
+          <w:u w:val="single"/>
+        </w:rPr>
+        <w:t>name}</w:t>
       </w:r>
       <w:r>
         <w:rPr>
@@ -691,18 +713,95 @@
         </w:rPr>
         <w:t>,</w:t>
       </w:r>
-      <w:r>
+    </w:p>
+    <w:p>
+      <w:pPr>
+        <w:ind w:left="2160" w:hanging="1965"/>
         <w:rPr>
           <w:b/>
           <w:bCs/>
-          <w:u w:val="single"/>
-        </w:rPr>
+          <w:sz w:val="20"/>
+          <w:szCs w:val="20"/>
+          <w:u w:val="single"/>
+        </w:rPr>
+      </w:pPr>
+      <w:r>
+        <w:rPr>
+          <w:b/>
+          <w:color w:val="000000"/>
+          <w:sz w:val="20"/>
+          <w:szCs w:val="20"/>
+        </w:rPr>
+        <w:t>Hon. Juanita P. Tiong</w:t>
+      </w:r>
+      <w:r>
+        <w:rPr>
+          <w:b/>
+          <w:sz w:val="20"/>
+          <w:szCs w:val="20"/>
+        </w:rPr>
+        <w:tab/>
+      </w:r>
+      <w:r>
+        <w:rPr>
+          <w:b/>
+          <w:sz w:val="20"/>
+          <w:szCs w:val="20"/>
+        </w:rPr>
+        <w:tab/>
+      </w:r>
+      <w:r>
+        <w:rPr>
+          <w:b/>
+          <w:sz w:val="20"/>
+          <w:szCs w:val="20"/>
+        </w:rPr>
+        <w:tab/>
         <w:t xml:space="preserve"> </w:t>
       </w:r>
       <w:r>
         <w:rPr>
           <w:b/>
+          <w:sz w:val="20"/>
+          <w:szCs w:val="20"/>
+        </w:rPr>
+        <w:t xml:space="preserve"> </w:t>
+      </w:r>
+      <w:r>
+        <w:rPr>
+          <w:b/>
+          <w:sz w:val="20"/>
+          <w:szCs w:val="20"/>
+        </w:rPr>
+        <w:t xml:space="preserve"> </w:t>
+      </w:r>
+      <w:r>
+        <w:rPr>
+          <w:sz w:val="20"/>
+          <w:szCs w:val="20"/>
+        </w:rPr>
+        <w:t xml:space="preserve">was born on </w:t>
+      </w:r>
+      <w:r>
+        <w:rPr>
+          <w:sz w:val="20"/>
+          <w:szCs w:val="20"/>
+        </w:rPr>
+        <w:t xml:space="preserve"> </w:t>
+      </w:r>
+      <w:r>
+        <w:rPr>
+          <w:sz w:val="20"/>
+          <w:szCs w:val="20"/>
+        </w:rPr>
+        <w:t xml:space="preserve"> </w:t>
+      </w:r>
+      <w:r>
+        <w:rPr>
+          <w:b/>
           <w:bCs/>
+          <w:sz w:val="20"/>
+          <w:szCs w:val="20"/>
           <w:u w:val="single"/>
         </w:rPr>
         <w:t xml:space="preserve"> </w:t>
@@ -711,163 +810,33 @@
         <w:rPr>
           <w:b/>
           <w:bCs/>
-          <w:sz w:val="28"/>
-          <w:u w:val="single"/>
-        </w:rPr>
-        <w:t>60</w:t>
-      </w:r>
+          <w:sz w:val="20"/>
+          <w:szCs w:val="20"/>
+          <w:u w:val="single"/>
+        </w:rPr>
+        <w:t xml:space="preserve"> </w:t>
+      </w:r>
+      <w:proofErr w:type="gramStart"/>
       <w:r>
         <w:rPr>
           <w:b/>
           <w:bCs/>
-          <w:u w:val="single"/>
-        </w:rPr>
-        <w:t xml:space="preserve"> </w:t>
-      </w:r>
+          <w:sz w:val="20"/>
+          <w:szCs w:val="20"/>
+          <w:u w:val="single"/>
+        </w:rPr>
+        <w:t>January  2</w:t>
+      </w:r>
+      <w:proofErr w:type="gramEnd"/>
       <w:r>
         <w:rPr>
           <w:b/>
           <w:bCs/>
-          <w:u w:val="single"/>
-        </w:rPr>
-        <w:t>years</w:t>
-      </w:r>
-      <w:r>
-        <w:rPr>
-          <w:b/>
-          <w:bCs/>
-          <w:u w:val="single"/>
-        </w:rPr>
-        <w:t xml:space="preserve"> old</w:t>
-      </w:r>
-      <w:r>
-        <w:rPr>
-          <w:b/>
-          <w:bCs/>
-          <w:u w:val="single"/>
-        </w:rPr>
-        <w:t xml:space="preserve"> </w:t>
-      </w:r>
-      <w:r>
-        <w:rPr>
-          <w:b/>
-          <w:bCs/>
-          <w:u w:val="single"/>
-        </w:rPr>
-        <w:t>,</w:t>
-      </w:r>
-    </w:p>
-    <w:p>
-      <w:pPr>
-        <w:ind w:left="2160" w:hanging="1965"/>
-        <w:rPr>
-          <w:b/>
-          <w:bCs/>
-          <w:sz w:val="20"/>
-          <w:szCs w:val="20"/>
-          <w:u w:val="single"/>
-        </w:rPr>
-      </w:pPr>
-      <w:r>
-        <w:rPr>
-          <w:b/>
-          <w:color w:val="000000"/>
-          <w:sz w:val="20"/>
-          <w:szCs w:val="20"/>
-        </w:rPr>
-        <w:t>Hon. Juanita P. Tiong</w:t>
-      </w:r>
-      <w:r>
-        <w:rPr>
-          <w:b/>
-          <w:sz w:val="20"/>
-          <w:szCs w:val="20"/>
-        </w:rPr>
-        <w:tab/>
-      </w:r>
-      <w:r>
-        <w:rPr>
-          <w:b/>
-          <w:sz w:val="20"/>
-          <w:szCs w:val="20"/>
-        </w:rPr>
-        <w:tab/>
-      </w:r>
-      <w:r>
-        <w:rPr>
-          <w:b/>
-          <w:sz w:val="20"/>
-          <w:szCs w:val="20"/>
-        </w:rPr>
-        <w:tab/>
-        <w:t xml:space="preserve"> </w:t>
-      </w:r>
-      <w:r>
-        <w:rPr>
-          <w:b/>
-          <w:sz w:val="20"/>
-          <w:szCs w:val="20"/>
-        </w:rPr>
-        <w:t xml:space="preserve"> </w:t>
-      </w:r>
-      <w:r>
-        <w:rPr>
-          <w:b/>
-          <w:sz w:val="20"/>
-          <w:szCs w:val="20"/>
-        </w:rPr>
-        <w:t xml:space="preserve"> </w:t>
-      </w:r>
-      <w:r>
-        <w:rPr>
-          <w:sz w:val="20"/>
-          <w:szCs w:val="20"/>
-        </w:rPr>
-        <w:t xml:space="preserve">was born on </w:t>
-      </w:r>
-      <w:r>
-        <w:rPr>
-          <w:sz w:val="20"/>
-          <w:szCs w:val="20"/>
-        </w:rPr>
-        <w:t xml:space="preserve"> </w:t>
-      </w:r>
-      <w:r>
-        <w:rPr>
-          <w:sz w:val="20"/>
-          <w:szCs w:val="20"/>
-        </w:rPr>
-        <w:t xml:space="preserve"> </w:t>
-      </w:r>
-      <w:r>
-        <w:rPr>
-          <w:b/>
-          <w:bCs/>
-          <w:sz w:val="20"/>
-          <w:szCs w:val="20"/>
-          <w:u w:val="single"/>
-        </w:rPr>
-        <w:t xml:space="preserve"> </w:t>
-      </w:r>
-      <w:r>
-        <w:rPr>
-          <w:b/>
-          <w:bCs/>
-          <w:sz w:val="20"/>
-          <w:szCs w:val="20"/>
-          <w:u w:val="single"/>
-        </w:rPr>
-        <w:t xml:space="preserve"> </w:t>
-      </w:r>
-      <w:r>
-        <w:rPr>
-          <w:b/>
-          <w:bCs/>
-          <w:sz w:val="20"/>
-          <w:szCs w:val="20"/>
-          <w:u w:val="single"/>
-        </w:rPr>
-        <w:t>January  2, 1963</w:t>
+          <w:sz w:val="20"/>
+          <w:szCs w:val="20"/>
+          <w:u w:val="single"/>
+        </w:rPr>
+        <w:t>, 1963</w:t>
       </w:r>
       <w:r>
         <w:rPr>
@@ -1096,6 +1065,7 @@
         </w:rPr>
         <w:t xml:space="preserve">Purok </w:t>
       </w:r>
+      <w:proofErr w:type="gramStart"/>
       <w:r>
         <w:rPr>
           <w:b/>
@@ -1135,6 +1105,7 @@
         </w:rPr>
         <w:t xml:space="preserve"> San</w:t>
       </w:r>
+      <w:proofErr w:type="gramEnd"/>
       <w:r>
         <w:rPr>
           <w:b/>
@@ -1374,7 +1345,39 @@
           <w:sz w:val="20"/>
           <w:szCs w:val="20"/>
         </w:rPr>
-        <w:t>, known as the Katarungang Pambarangay Law.</w:t>
+        <w:t xml:space="preserve">, known as the </w:t>
+      </w:r>
+      <w:proofErr w:type="spellStart"/>
+      <w:r>
+        <w:rPr>
+          <w:sz w:val="20"/>
+          <w:szCs w:val="20"/>
+        </w:rPr>
+        <w:t>Katarungang</w:t>
+      </w:r>
+      <w:proofErr w:type="spellEnd"/>
+      <w:r>
+        <w:rPr>
+          <w:sz w:val="20"/>
+          <w:szCs w:val="20"/>
+        </w:rPr>
+        <w:t xml:space="preserve"> </w:t>
+      </w:r>
+      <w:proofErr w:type="spellStart"/>
+      <w:r>
+        <w:rPr>
+          <w:sz w:val="20"/>
+          <w:szCs w:val="20"/>
+        </w:rPr>
+        <w:t>Pambarangay</w:t>
+      </w:r>
+      <w:proofErr w:type="spellEnd"/>
+      <w:r>
+        <w:rPr>
+          <w:sz w:val="20"/>
+          <w:szCs w:val="20"/>
+        </w:rPr>
+        <w:t xml:space="preserve"> Law.</w:t>
       </w:r>
       <w:r>
         <w:rPr>
@@ -1516,8 +1519,19 @@
           <w:sz w:val="20"/>
           <w:szCs w:val="20"/>
         </w:rPr>
-        <w:t>Hon. Ronny Q. Egsao</w:t>
-      </w:r>
+        <w:t xml:space="preserve">Hon. Ronny Q. </w:t>
+      </w:r>
+      <w:proofErr w:type="spellStart"/>
+      <w:r>
+        <w:rPr>
+          <w:b/>
+          <w:color w:val="000000"/>
+          <w:sz w:val="20"/>
+          <w:szCs w:val="20"/>
+        </w:rPr>
+        <w:t>Egsao</w:t>
+      </w:r>
+      <w:proofErr w:type="spellEnd"/>
       <w:r>
         <w:rPr>
           <w:b/>
@@ -2115,8 +2129,19 @@
           <w:sz w:val="20"/>
           <w:szCs w:val="20"/>
         </w:rPr>
-        <w:t>Mrs. Jacquelyn E. Raguini</w:t>
-      </w:r>
+        <w:t xml:space="preserve">Mrs. Jacquelyn E. </w:t>
+      </w:r>
+      <w:proofErr w:type="spellStart"/>
+      <w:r>
+        <w:rPr>
+          <w:b/>
+          <w:color w:val="000000"/>
+          <w:sz w:val="20"/>
+          <w:szCs w:val="20"/>
+        </w:rPr>
+        <w:t>Raguini</w:t>
+      </w:r>
+      <w:proofErr w:type="spellEnd"/>
       <w:r>
         <w:rPr>
           <w:b/>
@@ -2813,7 +2838,23 @@
           <w:sz w:val="18"/>
           <w:szCs w:val="18"/>
         </w:rPr>
-        <w:t xml:space="preserve"> body   to  a  much  stronger  ties working</w:t>
+        <w:t xml:space="preserve"> body   </w:t>
+      </w:r>
+      <w:proofErr w:type="gramStart"/>
+      <w:r>
+        <w:rPr>
+          <w:sz w:val="18"/>
+          <w:szCs w:val="18"/>
+        </w:rPr>
+        <w:t>to  a</w:t>
+      </w:r>
+      <w:proofErr w:type="gramEnd"/>
+      <w:r>
+        <w:rPr>
+          <w:sz w:val="18"/>
+          <w:szCs w:val="18"/>
+        </w:rPr>
+        <w:t xml:space="preserve">  much  stronger  ties working</w:t>
       </w:r>
       <w:r>
         <w:rPr>
@@ -2944,7 +2985,23 @@
           <w:sz w:val="18"/>
           <w:szCs w:val="18"/>
         </w:rPr>
-        <w:t xml:space="preserve"> accomplishment   of   vital  projects     for</w:t>
+        <w:t xml:space="preserve"> accomplishment   of   </w:t>
+      </w:r>
+      <w:proofErr w:type="gramStart"/>
+      <w:r>
+        <w:rPr>
+          <w:sz w:val="18"/>
+          <w:szCs w:val="18"/>
+        </w:rPr>
+        <w:t>vital  projects</w:t>
+      </w:r>
+      <w:proofErr w:type="gramEnd"/>
+      <w:r>
+        <w:rPr>
+          <w:sz w:val="18"/>
+          <w:szCs w:val="18"/>
+        </w:rPr>
+        <w:t xml:space="preserve">     for</w:t>
       </w:r>
       <w:r>
         <w:rPr>
@@ -3169,6 +3226,7 @@
         </w:rPr>
         <w:t xml:space="preserve"> No.</w:t>
       </w:r>
+      <w:proofErr w:type="gramStart"/>
       <w:r>
         <w:rPr>
           <w:b/>
@@ -3199,6 +3257,7 @@
         </w:rPr>
         <w:t>_</w:t>
       </w:r>
+      <w:proofErr w:type="gramEnd"/>
       <w:r>
         <w:rPr>
           <w:b/>
@@ -3365,6 +3424,7 @@
         </w:rPr>
         <w:t>_</w:t>
       </w:r>
+      <w:proofErr w:type="gramStart"/>
       <w:r>
         <w:rPr>
           <w:b/>
@@ -3401,6 +3461,7 @@
         </w:rPr>
         <w:t>14</w:t>
       </w:r>
+      <w:proofErr w:type="gramEnd"/>
       <w:r>
         <w:rPr>
           <w:b/>
@@ -3463,14 +3524,30 @@
           <w:sz w:val="18"/>
           <w:szCs w:val="18"/>
         </w:rPr>
-        <w:t>community and</w:t>
-      </w:r>
-      <w:r>
-        <w:rPr>
-          <w:sz w:val="18"/>
-          <w:szCs w:val="18"/>
-        </w:rPr>
-        <w:t xml:space="preserve">  an ideal  dwelling place with</w:t>
+        <w:t xml:space="preserve">community </w:t>
+      </w:r>
+      <w:proofErr w:type="gramStart"/>
+      <w:r>
+        <w:rPr>
+          <w:sz w:val="18"/>
+          <w:szCs w:val="18"/>
+        </w:rPr>
+        <w:t>and</w:t>
+      </w:r>
+      <w:r>
+        <w:rPr>
+          <w:sz w:val="18"/>
+          <w:szCs w:val="18"/>
+        </w:rPr>
+        <w:t xml:space="preserve">  an</w:t>
+      </w:r>
+      <w:proofErr w:type="gramEnd"/>
+      <w:r>
+        <w:rPr>
+          <w:sz w:val="18"/>
+          <w:szCs w:val="18"/>
+        </w:rPr>
+        <w:t xml:space="preserve"> ideal  dwelling place with</w:t>
       </w:r>
       <w:r>
         <w:rPr>
@@ -3585,13 +3662,41 @@
         <w:tab/>
         <w:t xml:space="preserve">                                       </w:t>
       </w:r>
-      <w:r>
-        <w:rPr>
-          <w:b/>
-          <w:sz w:val="18"/>
-          <w:szCs w:val="18"/>
-        </w:rPr>
-        <w:t>NO  TO CORRUPTION !! YES TO GOOD GOVERNANCE!!!</w:t>
+      <w:proofErr w:type="gramStart"/>
+      <w:r>
+        <w:rPr>
+          <w:b/>
+          <w:sz w:val="18"/>
+          <w:szCs w:val="18"/>
+        </w:rPr>
+        <w:t>NO  TO</w:t>
+      </w:r>
+      <w:proofErr w:type="gramEnd"/>
+      <w:r>
+        <w:rPr>
+          <w:b/>
+          <w:sz w:val="18"/>
+          <w:szCs w:val="18"/>
+        </w:rPr>
+        <w:t xml:space="preserve"> CORRUPTION !! </w:t>
+      </w:r>
+      <w:proofErr w:type="gramStart"/>
+      <w:r>
+        <w:rPr>
+          <w:b/>
+          <w:sz w:val="18"/>
+          <w:szCs w:val="18"/>
+        </w:rPr>
+        <w:t>YES</w:t>
+      </w:r>
+      <w:proofErr w:type="gramEnd"/>
+      <w:r>
+        <w:rPr>
+          <w:b/>
+          <w:sz w:val="18"/>
+          <w:szCs w:val="18"/>
+        </w:rPr>
+        <w:t xml:space="preserve"> TO GOOD GOVERNANCE!!!</w:t>
       </w:r>
     </w:p>
     <w:p>
